--- a/docs/SESSION_AUDIT_GNI_S34_PHI003.docx
+++ b/docs/SESSION_AUDIT_GNI_S34_PHI003.docx
@@ -3723,7 +3723,7 @@
                 <w:sz w:val="20"/>
                 <w:szCs w:val="20"/>
               </w:rPr>
-              <w:t xml:space="preserve">Aligned with LR-088: internal HTTP calls must include explicit auth headers</w:t>
+              <w:t xml:space="preserve">Aligned with GNI-L-028: internal HTTP calls must include explicit auth headers</w:t>
             </w:r>
           </w:p>
         </w:tc>
@@ -4231,7 +4231,7 @@
                 <w:sz w:val="20"/>
                 <w:szCs w:val="20"/>
               </w:rPr>
-              <w:t xml:space="preserve">LR-091: naming consistency check — verify all env var names consistent across every file</w:t>
+              <w:t xml:space="preserve">GNI-L-002: naming consistency check — verify all env var names consistent across every file</w:t>
             </w:r>
           </w:p>
         </w:tc>
@@ -6348,7 +6348,7 @@
                 <w:sz w:val="20"/>
                 <w:szCs w:val="20"/>
               </w:rPr>
-              <w:t xml:space="preserve">LENS_GNI_S34_CrossExamination_Brief.docx</w:t>
+              <w:t xml:space="preserve">PARTNER_B_GNI_S34_CrossExamination_Brief.docx</w:t>
             </w:r>
           </w:p>
         </w:tc>
@@ -6379,7 +6379,7 @@
                 <w:sz w:val="20"/>
                 <w:szCs w:val="20"/>
               </w:rPr>
-              <w:t xml:space="preserve">10 lessons from S34 to verify and apply to LENS</w:t>
+              <w:t xml:space="preserve">10 lessons from S34 to verify and apply to Partner B</w:t>
             </w:r>
           </w:p>
         </w:tc>
